--- a/Documentation/Banking Card Analytics Project.docx
+++ b/Documentation/Banking Card Analytics Project.docx
@@ -89,7 +89,7 @@
       </w:r>
       <w:r>
         <w:br/>
-        <w:t>Monitor fraudulent activity to surface high-risk transactions, categories, and locations — framed as near-real-time fraud surveillance.</w:t>
+        <w:t>Monitor fraudulent activity to surface high-risk transactions, categories, and locations.</w:t>
       </w:r>
       <w:r>
         <w:br/>
@@ -117,20 +117,7 @@
     </w:p>
     <w:p>
       <w:r>
-        <w:t xml:space="preserve">Dataset: 5 files (3 CSV, 2 JSON), largest is transactions_data.csv at 1.17 GB and </w:t>
-      </w:r>
-      <w:proofErr w:type="spellStart"/>
-      <w:r>
-        <w:t>train_fraud_</w:t>
-      </w:r>
-      <w:proofErr w:type="gramStart"/>
-      <w:r>
-        <w:t>labels.json</w:t>
-      </w:r>
-      <w:proofErr w:type="spellEnd"/>
-      <w:proofErr w:type="gramEnd"/>
-      <w:r>
-        <w:t xml:space="preserve"> at 151 MB (~13M records).</w:t>
+        <w:t>Dataset: 5 files (3 CSV, 2 JSON), largest is transactions_data.csv at 1.17 GB and train_fraud_labels.json at 151 MB (~13M records).</w:t>
       </w:r>
     </w:p>
     <w:p>
@@ -244,7 +231,6 @@
           <w:u w:val="single"/>
         </w:rPr>
       </w:pPr>
-      <w:proofErr w:type="spellStart"/>
       <w:r>
         <w:rPr>
           <w:b/>
@@ -253,18 +239,8 @@
           <w:szCs w:val="40"/>
           <w:u w:val="single"/>
         </w:rPr>
-        <w:t>Microsoift</w:t>
-      </w:r>
-      <w:proofErr w:type="spellEnd"/>
-      <w:r>
-        <w:rPr>
-          <w:b/>
-          <w:bCs/>
-          <w:sz w:val="40"/>
-          <w:szCs w:val="40"/>
-          <w:u w:val="single"/>
-        </w:rPr>
-        <w:t xml:space="preserve"> Fabric</w:t>
+        <w:lastRenderedPageBreak/>
+        <w:t>Microsoift Fabric</w:t>
       </w:r>
     </w:p>
     <w:p>
@@ -480,7 +456,6 @@
           <w:b/>
           <w:bCs/>
         </w:rPr>
-        <w:lastRenderedPageBreak/>
         <w:t>ADLS Account</w:t>
       </w:r>
     </w:p>
@@ -495,6 +470,7 @@
         <w:rPr>
           <w:noProof/>
         </w:rPr>
+        <w:lastRenderedPageBreak/>
         <w:drawing>
           <wp:inline distT="0" distB="0" distL="0" distR="0" wp14:anchorId="5C6BB71B" wp14:editId="5BE3078E">
             <wp:extent cx="5731510" cy="3223895"/>
@@ -662,7 +638,6 @@
           <w:b/>
           <w:bCs/>
         </w:rPr>
-        <w:lastRenderedPageBreak/>
         <w:t>Data Bricks</w:t>
       </w:r>
     </w:p>
@@ -677,6 +652,7 @@
         <w:rPr>
           <w:noProof/>
         </w:rPr>
+        <w:lastRenderedPageBreak/>
         <w:drawing>
           <wp:inline distT="0" distB="0" distL="0" distR="0" wp14:anchorId="7B08998E" wp14:editId="12F8C82F">
             <wp:extent cx="5731510" cy="3223895"/>
@@ -790,6 +766,9 @@
     <w:p/>
     <w:p>
       <w:r>
+        <w:rPr>
+          <w:noProof/>
+        </w:rPr>
         <w:lastRenderedPageBreak/>
         <w:drawing>
           <wp:inline distT="0" distB="0" distL="0" distR="0" wp14:anchorId="7D61E9FD" wp14:editId="5F092CCA">
@@ -839,7 +818,6 @@
           <w:u w:val="single"/>
         </w:rPr>
       </w:pPr>
-      <w:proofErr w:type="spellStart"/>
       <w:r>
         <w:rPr>
           <w:b/>
@@ -848,18 +826,7 @@
           <w:szCs w:val="28"/>
           <w:u w:val="single"/>
         </w:rPr>
-        <w:t>Patform</w:t>
-      </w:r>
-      <w:proofErr w:type="spellEnd"/>
-      <w:r>
-        <w:rPr>
-          <w:b/>
-          <w:bCs/>
-          <w:sz w:val="28"/>
-          <w:szCs w:val="28"/>
-          <w:u w:val="single"/>
-        </w:rPr>
-        <w:t xml:space="preserve"> Comparison — Azure Synapse vs Azure Databricks vs Microsoft Fabric</w:t>
+        <w:t>Patform Comparison — Azure Synapse vs Azure Databricks vs Microsoft Fabric</w:t>
       </w:r>
     </w:p>
     <w:p>
@@ -1048,23 +1015,7 @@
                 <w:sz w:val="20"/>
                 <w:szCs w:val="20"/>
               </w:rPr>
-              <w:t xml:space="preserve"> to move files from ADLS. Supports multiple connectors and file formats. Notebook-based </w:t>
-            </w:r>
-            <w:proofErr w:type="spellStart"/>
-            <w:r>
-              <w:rPr>
-                <w:sz w:val="20"/>
-                <w:szCs w:val="20"/>
-              </w:rPr>
-              <w:t>PySpark</w:t>
-            </w:r>
-            <w:proofErr w:type="spellEnd"/>
-            <w:r>
-              <w:rPr>
-                <w:sz w:val="20"/>
-                <w:szCs w:val="20"/>
-              </w:rPr>
-              <w:t xml:space="preserve"> processing can also be used for transformations.</w:t>
+              <w:t xml:space="preserve"> to move files from ADLS. Supports multiple connectors and file formats. Notebook-based PySpark processing can also be used for transformations.</w:t>
             </w:r>
           </w:p>
         </w:tc>
@@ -1095,50 +1046,14 @@
                 <w:sz w:val="20"/>
                 <w:szCs w:val="20"/>
               </w:rPr>
-              <w:t xml:space="preserve">ADLS storage with Unity </w:t>
-            </w:r>
-            <w:proofErr w:type="spellStart"/>
-            <w:r>
-              <w:rPr>
-                <w:b/>
-                <w:bCs/>
-                <w:sz w:val="20"/>
-                <w:szCs w:val="20"/>
-              </w:rPr>
-              <w:t>Catalog</w:t>
-            </w:r>
-            <w:proofErr w:type="spellEnd"/>
-            <w:r>
-              <w:rPr>
-                <w:b/>
-                <w:bCs/>
-                <w:sz w:val="20"/>
-                <w:szCs w:val="20"/>
-              </w:rPr>
-              <w:t xml:space="preserve"> External Locations</w:t>
-            </w:r>
-            <w:r>
-              <w:rPr>
-                <w:sz w:val="20"/>
-                <w:szCs w:val="20"/>
-              </w:rPr>
-              <w:t xml:space="preserve">. Databricks provided flexible options such as Auto Loader and COPY INTO. File-based ingestion and </w:t>
-            </w:r>
-            <w:proofErr w:type="spellStart"/>
-            <w:r>
-              <w:rPr>
-                <w:sz w:val="20"/>
-                <w:szCs w:val="20"/>
-              </w:rPr>
-              <w:t>PySpark</w:t>
-            </w:r>
-            <w:proofErr w:type="spellEnd"/>
-            <w:r>
-              <w:rPr>
-                <w:sz w:val="20"/>
-                <w:szCs w:val="20"/>
-              </w:rPr>
-              <w:t xml:space="preserve"> processing were straightforward.</w:t>
+              <w:t>ADLS storage with Unity Catalog External Locations</w:t>
+            </w:r>
+            <w:r>
+              <w:rPr>
+                <w:sz w:val="20"/>
+                <w:szCs w:val="20"/>
+              </w:rPr>
+              <w:t>. Databricks provided flexible options such as Auto Loader and COPY INTO. File-based ingestion and PySpark processing were straightforward.</w:t>
             </w:r>
           </w:p>
         </w:tc>
@@ -1280,23 +1195,7 @@
                 <w:sz w:val="20"/>
                 <w:szCs w:val="20"/>
               </w:rPr>
-              <w:t xml:space="preserve"> — Notebook-based development allowed ingestion and Bronze/Silver/Gold transformations to be developed efficiently. Unity </w:t>
-            </w:r>
-            <w:proofErr w:type="spellStart"/>
-            <w:r>
-              <w:rPr>
-                <w:sz w:val="20"/>
-                <w:szCs w:val="20"/>
-              </w:rPr>
-              <w:t>Catalog</w:t>
-            </w:r>
-            <w:proofErr w:type="spellEnd"/>
-            <w:r>
-              <w:rPr>
-                <w:sz w:val="20"/>
-                <w:szCs w:val="20"/>
-              </w:rPr>
-              <w:t xml:space="preserve"> External Locations were reusable.</w:t>
+              <w:t xml:space="preserve"> — Notebook-based development allowed ingestion and Bronze/Silver/Gold transformations to be developed efficiently. Unity Catalog External Locations were reusable.</w:t>
             </w:r>
           </w:p>
         </w:tc>
@@ -1438,25 +1337,7 @@
                 <w:sz w:val="20"/>
                 <w:szCs w:val="20"/>
               </w:rPr>
-              <w:t>1</w:t>
-            </w:r>
-            <w:r>
-              <w:rPr>
-                <w:b/>
-                <w:bCs/>
-                <w:sz w:val="20"/>
-                <w:szCs w:val="20"/>
-              </w:rPr>
-              <w:t>0</w:t>
-            </w:r>
-            <w:r>
-              <w:rPr>
-                <w:b/>
-                <w:bCs/>
-                <w:sz w:val="20"/>
-                <w:szCs w:val="20"/>
-              </w:rPr>
-              <w:t xml:space="preserve"> minutes</w:t>
+              <w:t>10 minutes</w:t>
             </w:r>
             <w:r>
               <w:rPr>
@@ -2086,23 +1967,7 @@
                 <w:sz w:val="20"/>
                 <w:szCs w:val="20"/>
               </w:rPr>
-              <w:t xml:space="preserve"> — Stable notebook experience and reusable Unity </w:t>
-            </w:r>
-            <w:proofErr w:type="spellStart"/>
-            <w:r>
-              <w:rPr>
-                <w:sz w:val="20"/>
-                <w:szCs w:val="20"/>
-              </w:rPr>
-              <w:t>Catalog</w:t>
-            </w:r>
-            <w:proofErr w:type="spellEnd"/>
-            <w:r>
-              <w:rPr>
-                <w:sz w:val="20"/>
-                <w:szCs w:val="20"/>
-              </w:rPr>
-              <w:t xml:space="preserve"> storage configuration simplified development.</w:t>
+              <w:t xml:space="preserve"> — Stable notebook experience and reusable Unity Catalog storage configuration simplified development.</w:t>
             </w:r>
           </w:p>
         </w:tc>
@@ -2212,23 +2077,7 @@
                 <w:sz w:val="20"/>
                 <w:szCs w:val="20"/>
               </w:rPr>
-              <w:t xml:space="preserve"> — Databricks Assistant provided useful assistance with </w:t>
-            </w:r>
-            <w:proofErr w:type="spellStart"/>
-            <w:r>
-              <w:rPr>
-                <w:sz w:val="20"/>
-                <w:szCs w:val="20"/>
-              </w:rPr>
-              <w:t>PySpark</w:t>
-            </w:r>
-            <w:proofErr w:type="spellEnd"/>
-            <w:r>
-              <w:rPr>
-                <w:sz w:val="20"/>
-                <w:szCs w:val="20"/>
-              </w:rPr>
-              <w:t>/SQL development and troubleshooting issues such as path and variable errors.</w:t>
+              <w:t xml:space="preserve"> — Databricks Assistant provided useful assistance with PySpark/SQL development and troubleshooting issues such as path and variable errors.</w:t>
             </w:r>
           </w:p>
         </w:tc>
@@ -4433,6 +4282,7 @@
   <w:style w:type="character" w:default="1" w:styleId="DefaultParagraphFont">
     <w:name w:val="Default Paragraph Font"/>
     <w:uiPriority w:val="1"/>
+    <w:semiHidden/>
     <w:unhideWhenUsed/>
   </w:style>
   <w:style w:type="table" w:default="1" w:styleId="TableNormal">
